--- a/Homework A/Homework_A_ans.docx
+++ b/Homework A/Homework_A_ans.docx
@@ -727,6 +727,7 @@
       <w:r>
         <w:rPr>
           <w:rFonts w:eastAsiaTheme="minorHAnsi" w:cs="Arial"/>
+          <w:noProof/>
           <w:szCs w:val="22"/>
           <w:lang w:val="en-GB" w:eastAsia="en-US"/>
         </w:rPr>
@@ -1035,28 +1036,13 @@
       <w:pPr>
         <w:spacing w:after="0"/>
         <w:jc w:val="left"/>
-        <w:rPr>
-          <w:rFonts w:eastAsiaTheme="minorHAnsi" w:cs="Arial"/>
-          <w:szCs w:val="22"/>
-          <w:lang w:eastAsia="en-US"/>
-        </w:rPr>
       </w:pPr>
     </w:p>
     <w:p>
       <w:pPr>
-        <w:spacing w:after="0"/>
-        <w:jc w:val="left"/>
+        <w:pStyle w:val="1"/>
       </w:pPr>
       <w:r>
-        <w:br w:type="page"/>
-      </w:r>
-    </w:p>
-    <w:p>
-      <w:pPr>
-        <w:pStyle w:val="1"/>
-      </w:pPr>
-      <w:r>
-        <w:lastRenderedPageBreak/>
         <w:t>Q2</w:t>
       </w:r>
     </w:p>
@@ -1680,6 +1666,7 @@
     </w:p>
     <w:p>
       <w:r>
+        <w:lastRenderedPageBreak/>
         <w:t>Then roll straight until the contact point reaches </w:t>
       </w:r>
       <m:oMath>
@@ -2202,7 +2189,6 @@
     </w:p>
     <w:p>
       <w:r>
-        <w:lastRenderedPageBreak/>
         <w:t>After this loop, the coin has returned to the same </w:t>
       </w:r>
       <m:oMath>
@@ -2465,9 +2451,6 @@
         <w:spacing w:after="0"/>
         <w:jc w:val="left"/>
       </w:pPr>
-      <w:r>
-        <w:br w:type="page"/>
-      </w:r>
     </w:p>
     <w:p>
       <w:pPr>
@@ -4725,19 +4708,9 @@
     </w:p>
     <w:p>
       <w:pPr>
-        <w:spacing w:after="0"/>
-        <w:jc w:val="left"/>
+        <w:pStyle w:val="1"/>
       </w:pPr>
       <w:r>
-        <w:br w:type="page"/>
-      </w:r>
-    </w:p>
-    <w:p>
-      <w:pPr>
-        <w:pStyle w:val="1"/>
-      </w:pPr>
-      <w:r>
-        <w:lastRenderedPageBreak/>
         <w:t>Q4</w:t>
       </w:r>
     </w:p>
@@ -4935,14 +4908,15 @@
         <w:rPr>
           <w:rFonts w:ascii="Times New Roman" w:hAnsi="Times New Roman" w:cs="Times New Roman"/>
         </w:rPr>
-        <w:t>goal</w:t>
+        <w:lastRenderedPageBreak/>
+        <w:t>goal  =</w:t>
       </w:r>
       <w:proofErr w:type="gramEnd"/>
       <w:r>
         <w:rPr>
           <w:rFonts w:ascii="Times New Roman" w:hAnsi="Times New Roman" w:cs="Times New Roman"/>
         </w:rPr>
-        <w:t xml:space="preserve">  = (7.45, 7.30)</w:t>
+        <w:t xml:space="preserve"> (7.45, 7.30)</w:t>
       </w:r>
     </w:p>
     <w:p>
@@ -4968,7 +4942,6 @@
         <w:rPr>
           <w:rFonts w:ascii="Times New Roman" w:hAnsi="Times New Roman" w:cs="Times New Roman"/>
         </w:rPr>
-        <w:lastRenderedPageBreak/>
         <w:t>obstacle 2</w:t>
       </w:r>
       <w:proofErr w:type="gramStart"/>
@@ -12684,6 +12657,7 @@
   <w:style w:type="character" w:default="1" w:styleId="a2">
     <w:name w:val="Default Paragraph Font"/>
     <w:uiPriority w:val="1"/>
+    <w:semiHidden/>
     <w:unhideWhenUsed/>
   </w:style>
   <w:style w:type="table" w:default="1" w:styleId="a3">
@@ -14262,6 +14236,7 @@
     <w:rsid w:val="00545C54"/>
     <w:rsid w:val="00556BB8"/>
     <w:rsid w:val="00575376"/>
+    <w:rsid w:val="00581098"/>
     <w:rsid w:val="00591CD9"/>
     <w:rsid w:val="005921BD"/>
     <w:rsid w:val="005A5E10"/>
@@ -14346,6 +14321,7 @@
     <w:rsid w:val="00B463C7"/>
     <w:rsid w:val="00B526E0"/>
     <w:rsid w:val="00B60722"/>
+    <w:rsid w:val="00B750AF"/>
     <w:rsid w:val="00B810AD"/>
     <w:rsid w:val="00B8766B"/>
     <w:rsid w:val="00BA2328"/>
@@ -15347,12 +15323,7 @@
 </file>
 
 <file path=customXml/item2.xml><?xml version="1.0" encoding="utf-8"?>
-<?mso-contentType ?>
-<FormTemplates xmlns="http://schemas.microsoft.com/sharepoint/v3/contenttype/forms">
-  <Display>DocumentLibraryForm</Display>
-  <Edit>DocumentLibraryForm</Edit>
-  <New>DocumentLibraryForm</New>
-</FormTemplates>
+<b:Sources xmlns:b="http://schemas.openxmlformats.org/officeDocument/2006/bibliography" xmlns="http://schemas.openxmlformats.org/officeDocument/2006/bibliography" SelectedStyle="/IEEE2006OfficeOnline.xsl" StyleName="IEEE" Version="2006"/>
 </file>
 
 <file path=customXml/item3.xml><?xml version="1.0" encoding="utf-8"?>
@@ -15364,7 +15335,12 @@
 </file>
 
 <file path=customXml/item4.xml><?xml version="1.0" encoding="utf-8"?>
-<b:Sources xmlns:b="http://schemas.openxmlformats.org/officeDocument/2006/bibliography" xmlns="http://schemas.openxmlformats.org/officeDocument/2006/bibliography" SelectedStyle="/IEEE2006OfficeOnline.xsl" StyleName="IEEE" Version="2006"/>
+<?mso-contentType ?>
+<FormTemplates xmlns="http://schemas.microsoft.com/sharepoint/v3/contenttype/forms">
+  <Display>DocumentLibraryForm</Display>
+  <Edit>DocumentLibraryForm</Edit>
+  <New>DocumentLibraryForm</New>
+</FormTemplates>
 </file>
 
 <file path=customXml/itemProps1.xml><?xml version="1.0" encoding="utf-8"?>
@@ -15387,9 +15363,9 @@
 </file>
 
 <file path=customXml/itemProps2.xml><?xml version="1.0" encoding="utf-8"?>
-<ds:datastoreItem xmlns:ds="http://schemas.openxmlformats.org/officeDocument/2006/customXml" ds:itemID="{592D2C12-7889-4139-A5F2-65B8787AEF0C}">
+<ds:datastoreItem xmlns:ds="http://schemas.openxmlformats.org/officeDocument/2006/customXml" ds:itemID="{7AAD9C44-44F0-4580-B32D-CE3192489E49}">
   <ds:schemaRefs>
-    <ds:schemaRef ds:uri="http://schemas.microsoft.com/sharepoint/v3/contenttype/forms"/>
+    <ds:schemaRef ds:uri="http://schemas.openxmlformats.org/officeDocument/2006/bibliography"/>
   </ds:schemaRefs>
 </ds:datastoreItem>
 </file>
@@ -15405,9 +15381,9 @@
 </file>
 
 <file path=customXml/itemProps4.xml><?xml version="1.0" encoding="utf-8"?>
-<ds:datastoreItem xmlns:ds="http://schemas.openxmlformats.org/officeDocument/2006/customXml" ds:itemID="{7AAD9C44-44F0-4580-B32D-CE3192489E49}">
+<ds:datastoreItem xmlns:ds="http://schemas.openxmlformats.org/officeDocument/2006/customXml" ds:itemID="{592D2C12-7889-4139-A5F2-65B8787AEF0C}">
   <ds:schemaRefs>
-    <ds:schemaRef ds:uri="http://schemas.openxmlformats.org/officeDocument/2006/bibliography"/>
+    <ds:schemaRef ds:uri="http://schemas.microsoft.com/sharepoint/v3/contenttype/forms"/>
   </ds:schemaRefs>
 </ds:datastoreItem>
 </file>